--- a/docs/VoiceInput-Guide-RU.docx
+++ b/docs/VoiceInput-Guide-RU.docx
@@ -103,7 +103,7 @@
         <w:pStyle w:val="ListNumber"/>
       </w:pPr>
       <w:r>
-        <w:t>В боте нажмите «Windows (EXE)» или откройте GitHub Releases и скачайте VoiceInput-Setup-0.3.0-x64.exe.</w:t>
+        <w:t>В боте нажмите «Windows (EXE)» или откройте GitHub Releases и скачайте VoiceInput-Setup-0.3.1-x64.exe.</w:t>
       </w:r>
     </w:p>
     <w:p>
